--- a/GeneWeaver_1M_scaling_changes.docx
+++ b/GeneWeaver_1M_scaling_changes.docx
@@ -6,7 +6,6 @@
       <w:pPr>
         <w:spacing w:after="60"/>
       </w:pPr>
-      <w:proofErr w:type="spellStart"/>
       <w:r>
         <w:rPr>
           <w:b/>
@@ -17,7 +16,6 @@
         </w:rPr>
         <w:t>GeneWeaver</w:t>
       </w:r>
-      <w:proofErr w:type="spellEnd"/>
     </w:p>
     <w:p>
       <w:pPr>
@@ -59,23 +57,7 @@
         <w:t>consume</w:t>
       </w:r>
       <w:r>
-        <w:t>, reducing device memory from O(</w:t>
-      </w:r>
-      <w:proofErr w:type="spellStart"/>
-      <w:r>
-        <w:t>n·m</w:t>
-      </w:r>
-      <w:proofErr w:type="spellEnd"/>
-      <w:r>
-        <w:t>) to O(</w:t>
-      </w:r>
-      <w:proofErr w:type="spellStart"/>
-      <w:r>
-        <w:t>n+m</w:t>
-      </w:r>
-      <w:proofErr w:type="spellEnd"/>
-      <w:r>
-        <w:t>) — 10.38 MB at 1M × 1M, a 385,543× reduction — while preserving the shared-memory tiling and producing identical scores.</w:t>
+        <w:t>, reducing device memory from O(n·m) to O(n+m) — 10.38 MB at 1M × 1M, a 385,543× reduction — while preserving the shared-memory tiling and producing identical scores.</w:t>
       </w:r>
     </w:p>
     <w:p>
@@ -488,9 +470,26 @@
                 <w:sz w:val="18"/>
                 <w:szCs w:val="18"/>
               </w:rPr>
-              <w:t xml:space="preserve">124 </w:t>
-            </w:r>
-            <w:proofErr w:type="spellStart"/>
+              <w:t>124 ms</w:t>
+            </w:r>
+          </w:p>
+        </w:tc>
+        <w:tc>
+          <w:tcPr>
+            <w:tcW w:w="2000" w:type="dxa"/>
+            <w:shd w:val="clear" w:color="auto" w:fill="FFFFFF"/>
+            <w:tcMar>
+              <w:top w:w="70" w:type="dxa"/>
+              <w:left w:w="110" w:type="dxa"/>
+              <w:bottom w:w="70" w:type="dxa"/>
+              <w:right w:w="110" w:type="dxa"/>
+            </w:tcMar>
+          </w:tcPr>
+          <w:p>
+            <w:pPr>
+              <w:spacing w:line="252" w:lineRule="auto"/>
+              <w:jc w:val="right"/>
+            </w:pPr>
             <w:r>
               <w:rPr>
                 <w:rFonts w:ascii="Consolas" w:eastAsia="Consolas" w:hAnsi="Consolas" w:cs="Consolas"/>
@@ -498,47 +497,8 @@
                 <w:sz w:val="18"/>
                 <w:szCs w:val="18"/>
               </w:rPr>
-              <w:t>ms</w:t>
-            </w:r>
-            <w:proofErr w:type="spellEnd"/>
-          </w:p>
-        </w:tc>
-        <w:tc>
-          <w:tcPr>
-            <w:tcW w:w="2000" w:type="dxa"/>
-            <w:shd w:val="clear" w:color="auto" w:fill="FFFFFF"/>
-            <w:tcMar>
-              <w:top w:w="70" w:type="dxa"/>
-              <w:left w:w="110" w:type="dxa"/>
-              <w:bottom w:w="70" w:type="dxa"/>
-              <w:right w:w="110" w:type="dxa"/>
-            </w:tcMar>
-          </w:tcPr>
-          <w:p>
-            <w:pPr>
-              <w:spacing w:line="252" w:lineRule="auto"/>
-              <w:jc w:val="right"/>
-            </w:pPr>
-            <w:r>
-              <w:rPr>
-                <w:rFonts w:ascii="Consolas" w:eastAsia="Consolas" w:hAnsi="Consolas" w:cs="Consolas"/>
-                <w:color w:val="000000"/>
-                <w:sz w:val="18"/>
-                <w:szCs w:val="18"/>
-              </w:rPr>
-              <w:t xml:space="preserve">1 </w:t>
-            </w:r>
-            <w:proofErr w:type="spellStart"/>
-            <w:r>
-              <w:rPr>
-                <w:rFonts w:ascii="Consolas" w:eastAsia="Consolas" w:hAnsi="Consolas" w:cs="Consolas"/>
-                <w:color w:val="000000"/>
-                <w:sz w:val="18"/>
-                <w:szCs w:val="18"/>
-              </w:rPr>
-              <w:t>ms</w:t>
-            </w:r>
-            <w:proofErr w:type="spellEnd"/>
+              <w:t>1 ms</w:t>
+            </w:r>
           </w:p>
         </w:tc>
         <w:tc>
@@ -793,13 +753,8 @@
       <w:pPr>
         <w:pStyle w:val="Heading2"/>
       </w:pPr>
-      <w:proofErr w:type="gramStart"/>
-      <w:r>
-        <w:t>2.1  Why</w:t>
-      </w:r>
-      <w:proofErr w:type="gramEnd"/>
-      <w:r>
-        <w:t xml:space="preserve"> the old kernels could not scale</w:t>
+      <w:r>
+        <w:t>2.1  Why the old kernels could not scale</w:t>
       </w:r>
     </w:p>
     <w:p>
@@ -1407,7 +1362,6 @@
       <w:pPr>
         <w:pStyle w:val="Heading2"/>
       </w:pPr>
-      <w:proofErr w:type="gramStart"/>
       <w:r>
         <w:rPr>
           <w:rFonts w:eastAsiaTheme="minorEastAsia" w:hint="eastAsia"/>
@@ -1416,11 +1370,7 @@
         <w:t>2</w:t>
       </w:r>
       <w:r>
-        <w:t>.2  Boundary</w:t>
-      </w:r>
-      <w:proofErr w:type="gramEnd"/>
-      <w:r>
-        <w:t xml:space="preserve"> storage</w:t>
+        <w:t>.2  Boundary storage</w:t>
       </w:r>
     </w:p>
     <w:p>
@@ -1440,21 +1390,8 @@
         </w:numPr>
         <w:spacing w:after="60" w:line="276" w:lineRule="auto"/>
       </w:pPr>
-      <w:proofErr w:type="spellStart"/>
-      <w:r>
-        <w:t>h_d</w:t>
-      </w:r>
-      <w:proofErr w:type="spellEnd"/>
-      <w:r>
-        <w:t xml:space="preserve">[j] — bottom-row value for column j, written by the most recent tile in that tile-column. Size m+1, seeded with </w:t>
-      </w:r>
-      <w:proofErr w:type="spellStart"/>
-      <w:r>
-        <w:t>dp</w:t>
-      </w:r>
-      <w:proofErr w:type="spellEnd"/>
-      <w:r>
-        <w:t>[0][j] = j × gap.</w:t>
+      <w:r>
+        <w:t>h_d[j] — bottom-row value for column j, written by the most recent tile in that tile-column. Size m+1, seeded with dp[0][j] = j × gap.</w:t>
       </w:r>
     </w:p>
     <w:p>
@@ -1466,53 +1403,8 @@
         </w:numPr>
         <w:spacing w:after="60" w:line="276" w:lineRule="auto"/>
       </w:pPr>
-      <w:proofErr w:type="spellStart"/>
-      <w:r>
-        <w:t>v_d</w:t>
-      </w:r>
-      <w:proofErr w:type="spellEnd"/>
-      <w:r>
-        <w:t>[</w:t>
-      </w:r>
-      <w:proofErr w:type="spellStart"/>
-      <w:r>
-        <w:t>i</w:t>
-      </w:r>
-      <w:proofErr w:type="spellEnd"/>
-      <w:r>
-        <w:t xml:space="preserve">] — right-column value for row </w:t>
-      </w:r>
-      <w:proofErr w:type="spellStart"/>
-      <w:r>
-        <w:t>i</w:t>
-      </w:r>
-      <w:proofErr w:type="spellEnd"/>
-      <w:r>
-        <w:t xml:space="preserve">, written by the most recent tile in that tile-row. Size n+1, seeded with </w:t>
-      </w:r>
-      <w:proofErr w:type="spellStart"/>
-      <w:r>
-        <w:t>dp</w:t>
-      </w:r>
-      <w:proofErr w:type="spellEnd"/>
-      <w:r>
-        <w:t>[</w:t>
-      </w:r>
-      <w:proofErr w:type="spellStart"/>
-      <w:r>
-        <w:t>i</w:t>
-      </w:r>
-      <w:proofErr w:type="spellEnd"/>
-      <w:r>
-        <w:t xml:space="preserve">][0] = </w:t>
-      </w:r>
-      <w:proofErr w:type="spellStart"/>
-      <w:r>
-        <w:t>i</w:t>
-      </w:r>
-      <w:proofErr w:type="spellEnd"/>
-      <w:r>
-        <w:t xml:space="preserve"> × gap.</w:t>
+      <w:r>
+        <w:t>v_d[i] — right-column value for row i, written by the most recent tile in that tile-row. Size n+1, seeded with dp[i][0] = i × gap.</w:t>
       </w:r>
     </w:p>
     <w:p>
@@ -1533,22 +1425,13 @@
         <w:spacing w:after="160" w:line="276" w:lineRule="auto"/>
       </w:pPr>
       <w:r>
-        <w:t xml:space="preserve">A tile reads one corner, one row segment and one column segment, computes its 32 × 32 block entirely in shared memory across 63 intra-tile anti-diagonals, then writes its own last row, last column and corner back. The final score is </w:t>
-      </w:r>
-      <w:proofErr w:type="spellStart"/>
-      <w:r>
-        <w:t>h_d</w:t>
-      </w:r>
-      <w:proofErr w:type="spellEnd"/>
-      <w:r>
-        <w:t>[m]. Total: 4(n+1) + 4(m+1) + 12⌈m/32⌉ + n + m bytes.</w:t>
+        <w:t>A tile reads one corner, one row segment and one column segment, computes its 32 × 32 block entirely in shared memory across 63 intra-tile anti-diagonals, then writes its own last row, last column and corner back. The final score is h_d[m]. Total: 4(n+1) + 4(m+1) + 12⌈m/32⌉ + n + m bytes.</w:t>
       </w:r>
     </w:p>
     <w:p>
       <w:pPr>
         <w:pStyle w:val="Heading2"/>
       </w:pPr>
-      <w:proofErr w:type="gramStart"/>
       <w:r>
         <w:rPr>
           <w:rFonts w:eastAsiaTheme="minorEastAsia" w:hint="eastAsia"/>
@@ -1556,11 +1439,7 @@
         <w:t>2</w:t>
       </w:r>
       <w:r>
-        <w:t>.3  The</w:t>
-      </w:r>
-      <w:proofErr w:type="gramEnd"/>
-      <w:r>
-        <w:t xml:space="preserve"> three-generation corner rotation</w:t>
+        <w:t>.3  The three-generation corner rotation</w:t>
       </w:r>
     </w:p>
     <w:p>
@@ -1576,23 +1455,7 @@
         <w:spacing w:after="120" w:line="276" w:lineRule="auto"/>
       </w:pPr>
       <w:r>
-        <w:t xml:space="preserve">A tile on tile-diagonal D needs </w:t>
-      </w:r>
-      <w:proofErr w:type="spellStart"/>
-      <w:r>
-        <w:t>dp</w:t>
-      </w:r>
-      <w:proofErr w:type="spellEnd"/>
-      <w:r>
-        <w:t>[i0−</w:t>
-      </w:r>
-      <w:proofErr w:type="gramStart"/>
-      <w:r>
-        <w:t>1][</w:t>
-      </w:r>
-      <w:proofErr w:type="gramEnd"/>
-      <w:r>
-        <w:t>j0−1] — the bottom-right corner of the tile diagonally above-left, which completed on diagonal D−2. Meanwhile a different tile on diagonal D is writing that same slot. Alternating two buffers by parity aliases, because (D−2) mod 2 equals D mod 2: the reader and the writer collide inside a single kernel launch, and CUDA gives no ordering between blocks.</w:t>
+        <w:t>A tile on tile-diagonal D needs dp[i0−1][j0−1] — the bottom-right corner of the tile diagonally above-left, which completed on diagonal D−2. Meanwhile a different tile on diagonal D is writing that same slot. Alternating two buffers by parity aliases, because (D−2) mod 2 equals D mod 2: the reader and the writer collide inside a single kernel launch, and CUDA gives no ordering between blocks.</w:t>
       </w:r>
     </w:p>
     <w:p>
@@ -1608,7 +1471,6 @@
         <w:shd w:val="clear" w:color="auto" w:fill="F2F2F2"/>
         <w:ind w:left="240" w:right="120"/>
       </w:pPr>
-      <w:proofErr w:type="spellStart"/>
       <w:r>
         <w:rPr>
           <w:rFonts w:ascii="Consolas" w:eastAsia="Consolas" w:hAnsi="Consolas" w:cs="Consolas"/>
@@ -1616,9 +1478,15 @@
           <w:szCs w:val="17"/>
           <w:shd w:val="clear" w:color="auto" w:fill="F2F2F2"/>
         </w:rPr>
-        <w:t>corner_</w:t>
-      </w:r>
-      <w:proofErr w:type="gramStart"/>
+        <w:t>corner_in  = corners[(tile_diag + 1) % 3]   # == (D-2) % 3</w:t>
+      </w:r>
+    </w:p>
+    <w:p>
+      <w:pPr>
+        <w:shd w:val="clear" w:color="auto" w:fill="F2F2F2"/>
+        <w:spacing w:after="140"/>
+        <w:ind w:left="240" w:right="120"/>
+      </w:pPr>
       <w:r>
         <w:rPr>
           <w:rFonts w:ascii="Consolas" w:eastAsia="Consolas" w:hAnsi="Consolas" w:cs="Consolas"/>
@@ -1626,9 +1494,44 @@
           <w:szCs w:val="17"/>
           <w:shd w:val="clear" w:color="auto" w:fill="F2F2F2"/>
         </w:rPr>
-        <w:t>in</w:t>
-      </w:r>
-      <w:proofErr w:type="spellEnd"/>
+        <w:t>corner_out = corners[tile_diag % 3]</w:t>
+      </w:r>
+    </w:p>
+    <w:p>
+      <w:pPr>
+        <w:spacing w:after="160" w:line="276" w:lineRule="auto"/>
+      </w:pPr>
+      <w:r>
+        <w:t>h_d and v_d need no such rotation: each slot range is owned by exactly one tile per diagonal, and a tile reads its slots then writes them with a __syncthreads() in between.</w:t>
+      </w:r>
+    </w:p>
+    <w:p>
+      <w:pPr>
+        <w:pStyle w:val="Heading2"/>
+      </w:pPr>
+      <w:r>
+        <w:rPr>
+          <w:rFonts w:eastAsiaTheme="minorEastAsia" w:hint="eastAsia"/>
+        </w:rPr>
+        <w:t>2</w:t>
+      </w:r>
+      <w:r>
+        <w:t>.4  Boundary conditions</w:t>
+      </w:r>
+    </w:p>
+    <w:p>
+      <w:pPr>
+        <w:spacing w:after="120" w:line="276" w:lineRule="auto"/>
+      </w:pPr>
+      <w:r>
+        <w:t>Edge tiles take their corner from the closed-form boundary rather than a buffer, so the first diagonal needs no seeded corners:</w:t>
+      </w:r>
+    </w:p>
+    <w:p>
+      <w:pPr>
+        <w:shd w:val="clear" w:color="auto" w:fill="F2F2F2"/>
+        <w:ind w:left="240" w:right="120"/>
+      </w:pPr>
       <w:r>
         <w:rPr>
           <w:rFonts w:ascii="Consolas" w:eastAsia="Consolas" w:hAnsi="Consolas" w:cs="Consolas"/>
@@ -1636,9 +1539,14 @@
           <w:szCs w:val="17"/>
           <w:shd w:val="clear" w:color="auto" w:fill="F2F2F2"/>
         </w:rPr>
-        <w:t xml:space="preserve">  =</w:t>
-      </w:r>
-      <w:proofErr w:type="gramEnd"/>
+        <w:t>if ti == 0:    s_dp[0, 0] = (j0 - 1) * gap     # dp[0][j0-1]</w:t>
+      </w:r>
+    </w:p>
+    <w:p>
+      <w:pPr>
+        <w:shd w:val="clear" w:color="auto" w:fill="F2F2F2"/>
+        <w:ind w:left="240" w:right="120"/>
+      </w:pPr>
       <w:r>
         <w:rPr>
           <w:rFonts w:ascii="Consolas" w:eastAsia="Consolas" w:hAnsi="Consolas" w:cs="Consolas"/>
@@ -1646,9 +1554,15 @@
           <w:szCs w:val="17"/>
           <w:shd w:val="clear" w:color="auto" w:fill="F2F2F2"/>
         </w:rPr>
-        <w:t xml:space="preserve"> </w:t>
-      </w:r>
-      <w:proofErr w:type="gramStart"/>
+        <w:t>elif tj == 0:  s_dp[0, 0] = (i0 - 1) * gap     # dp[i0-1][0]</w:t>
+      </w:r>
+    </w:p>
+    <w:p>
+      <w:pPr>
+        <w:shd w:val="clear" w:color="auto" w:fill="F2F2F2"/>
+        <w:spacing w:after="140"/>
+        <w:ind w:left="240" w:right="120"/>
+      </w:pPr>
       <w:r>
         <w:rPr>
           <w:rFonts w:ascii="Consolas" w:eastAsia="Consolas" w:hAnsi="Consolas" w:cs="Consolas"/>
@@ -1656,553 +1570,46 @@
           <w:szCs w:val="17"/>
           <w:shd w:val="clear" w:color="auto" w:fill="F2F2F2"/>
         </w:rPr>
-        <w:t>corners[</w:t>
-      </w:r>
-      <w:proofErr w:type="gramEnd"/>
-      <w:r>
-        <w:rPr>
-          <w:rFonts w:ascii="Consolas" w:eastAsia="Consolas" w:hAnsi="Consolas" w:cs="Consolas"/>
-          <w:sz w:val="17"/>
-          <w:szCs w:val="17"/>
-          <w:shd w:val="clear" w:color="auto" w:fill="F2F2F2"/>
-        </w:rPr>
-        <w:t>(</w:t>
-      </w:r>
-      <w:proofErr w:type="spellStart"/>
-      <w:r>
-        <w:rPr>
-          <w:rFonts w:ascii="Consolas" w:eastAsia="Consolas" w:hAnsi="Consolas" w:cs="Consolas"/>
-          <w:sz w:val="17"/>
-          <w:szCs w:val="17"/>
-          <w:shd w:val="clear" w:color="auto" w:fill="F2F2F2"/>
-        </w:rPr>
-        <w:t>tile_diag</w:t>
-      </w:r>
-      <w:proofErr w:type="spellEnd"/>
-      <w:r>
-        <w:rPr>
-          <w:rFonts w:ascii="Consolas" w:eastAsia="Consolas" w:hAnsi="Consolas" w:cs="Consolas"/>
-          <w:sz w:val="17"/>
-          <w:szCs w:val="17"/>
-          <w:shd w:val="clear" w:color="auto" w:fill="F2F2F2"/>
-        </w:rPr>
-        <w:t xml:space="preserve"> + 1) % 3]   # == (D-2) % 3</w:t>
-      </w:r>
-    </w:p>
-    <w:p>
-      <w:pPr>
-        <w:shd w:val="clear" w:color="auto" w:fill="F2F2F2"/>
-        <w:spacing w:after="140"/>
-        <w:ind w:left="240" w:right="120"/>
-      </w:pPr>
-      <w:proofErr w:type="spellStart"/>
-      <w:r>
-        <w:rPr>
-          <w:rFonts w:ascii="Consolas" w:eastAsia="Consolas" w:hAnsi="Consolas" w:cs="Consolas"/>
-          <w:sz w:val="17"/>
-          <w:szCs w:val="17"/>
-          <w:shd w:val="clear" w:color="auto" w:fill="F2F2F2"/>
-        </w:rPr>
-        <w:t>corner_out</w:t>
-      </w:r>
-      <w:proofErr w:type="spellEnd"/>
-      <w:r>
-        <w:rPr>
-          <w:rFonts w:ascii="Consolas" w:eastAsia="Consolas" w:hAnsi="Consolas" w:cs="Consolas"/>
-          <w:sz w:val="17"/>
-          <w:szCs w:val="17"/>
-          <w:shd w:val="clear" w:color="auto" w:fill="F2F2F2"/>
-        </w:rPr>
-        <w:t xml:space="preserve"> = </w:t>
-      </w:r>
-      <w:proofErr w:type="gramStart"/>
-      <w:r>
-        <w:rPr>
-          <w:rFonts w:ascii="Consolas" w:eastAsia="Consolas" w:hAnsi="Consolas" w:cs="Consolas"/>
-          <w:sz w:val="17"/>
-          <w:szCs w:val="17"/>
-          <w:shd w:val="clear" w:color="auto" w:fill="F2F2F2"/>
-        </w:rPr>
-        <w:t>corners[</w:t>
-      </w:r>
-      <w:proofErr w:type="spellStart"/>
-      <w:proofErr w:type="gramEnd"/>
-      <w:r>
-        <w:rPr>
-          <w:rFonts w:ascii="Consolas" w:eastAsia="Consolas" w:hAnsi="Consolas" w:cs="Consolas"/>
-          <w:sz w:val="17"/>
-          <w:szCs w:val="17"/>
-          <w:shd w:val="clear" w:color="auto" w:fill="F2F2F2"/>
-        </w:rPr>
-        <w:t>tile_diag</w:t>
-      </w:r>
-      <w:proofErr w:type="spellEnd"/>
-      <w:r>
-        <w:rPr>
-          <w:rFonts w:ascii="Consolas" w:eastAsia="Consolas" w:hAnsi="Consolas" w:cs="Consolas"/>
-          <w:sz w:val="17"/>
-          <w:szCs w:val="17"/>
-          <w:shd w:val="clear" w:color="auto" w:fill="F2F2F2"/>
-        </w:rPr>
-        <w:t xml:space="preserve"> % 3]</w:t>
+        <w:t>else:          s_dp[0, 0] = corner_in_d[tj - 1]</w:t>
       </w:r>
     </w:p>
     <w:p>
       <w:pPr>
         <w:spacing w:after="160" w:line="276" w:lineRule="auto"/>
       </w:pPr>
-      <w:proofErr w:type="spellStart"/>
-      <w:r>
-        <w:t>h_d</w:t>
-      </w:r>
-      <w:proofErr w:type="spellEnd"/>
-      <w:r>
-        <w:t xml:space="preserve"> and </w:t>
-      </w:r>
-      <w:proofErr w:type="spellStart"/>
-      <w:r>
-        <w:t>v_d</w:t>
-      </w:r>
-      <w:proofErr w:type="spellEnd"/>
-      <w:r>
-        <w:t xml:space="preserve"> need no such rotation: each slot range is owned by exactly one tile per diagonal, and a tile reads its slots then writes them with a __</w:t>
-      </w:r>
-      <w:proofErr w:type="spellStart"/>
-      <w:proofErr w:type="gramStart"/>
-      <w:r>
-        <w:t>syncthreads</w:t>
-      </w:r>
-      <w:proofErr w:type="spellEnd"/>
-      <w:r>
-        <w:t>(</w:t>
-      </w:r>
-      <w:proofErr w:type="gramEnd"/>
-      <w:r>
-        <w:t>) in between.</w:t>
-      </w:r>
+      <w:r>
+        <w:t>Ragged edge tiles are handled by rows = min(32, n − i0 + 1) and cols = min(32, m − j0 + 1); both are block-uniform, so the early return and every __syncthreads() stay convergent.</w:t>
+      </w:r>
+    </w:p>
+    <w:p>
+      <w:pPr>
+        <w:spacing w:after="160" w:line="276" w:lineRule="auto"/>
+      </w:pPr>
+    </w:p>
+    <w:p>
+      <w:pPr>
+        <w:spacing w:after="160" w:line="276" w:lineRule="auto"/>
+      </w:pPr>
+    </w:p>
+    <w:p>
+      <w:pPr>
+        <w:spacing w:after="160" w:line="276" w:lineRule="auto"/>
+      </w:pPr>
+    </w:p>
+    <w:p>
+      <w:pPr>
+        <w:spacing w:after="160" w:line="276" w:lineRule="auto"/>
+      </w:pPr>
+    </w:p>
+    <w:p>
+      <w:pPr>
+        <w:spacing w:after="160" w:line="276" w:lineRule="auto"/>
+      </w:pPr>
     </w:p>
     <w:p>
       <w:pPr>
         <w:pStyle w:val="Heading2"/>
       </w:pPr>
-      <w:proofErr w:type="gramStart"/>
-      <w:r>
-        <w:rPr>
-          <w:rFonts w:eastAsiaTheme="minorEastAsia" w:hint="eastAsia"/>
-        </w:rPr>
-        <w:t>2</w:t>
-      </w:r>
-      <w:r>
-        <w:t>.4  Boundary</w:t>
-      </w:r>
-      <w:proofErr w:type="gramEnd"/>
-      <w:r>
-        <w:t xml:space="preserve"> conditions</w:t>
-      </w:r>
-    </w:p>
-    <w:p>
-      <w:pPr>
-        <w:spacing w:after="120" w:line="276" w:lineRule="auto"/>
-      </w:pPr>
-      <w:r>
-        <w:t>Edge tiles take their corner from the closed-form boundary rather than a buffer, so the first diagonal needs no seeded corners:</w:t>
-      </w:r>
-    </w:p>
-    <w:p>
-      <w:pPr>
-        <w:shd w:val="clear" w:color="auto" w:fill="F2F2F2"/>
-        <w:ind w:left="240" w:right="120"/>
-      </w:pPr>
-      <w:r>
-        <w:rPr>
-          <w:rFonts w:ascii="Consolas" w:eastAsia="Consolas" w:hAnsi="Consolas" w:cs="Consolas"/>
-          <w:sz w:val="17"/>
-          <w:szCs w:val="17"/>
-          <w:shd w:val="clear" w:color="auto" w:fill="F2F2F2"/>
-        </w:rPr>
-        <w:t xml:space="preserve">if </w:t>
-      </w:r>
-      <w:proofErr w:type="spellStart"/>
-      <w:r>
-        <w:rPr>
-          <w:rFonts w:ascii="Consolas" w:eastAsia="Consolas" w:hAnsi="Consolas" w:cs="Consolas"/>
-          <w:sz w:val="17"/>
-          <w:szCs w:val="17"/>
-          <w:shd w:val="clear" w:color="auto" w:fill="F2F2F2"/>
-        </w:rPr>
-        <w:t>ti</w:t>
-      </w:r>
-      <w:proofErr w:type="spellEnd"/>
-      <w:r>
-        <w:rPr>
-          <w:rFonts w:ascii="Consolas" w:eastAsia="Consolas" w:hAnsi="Consolas" w:cs="Consolas"/>
-          <w:sz w:val="17"/>
-          <w:szCs w:val="17"/>
-          <w:shd w:val="clear" w:color="auto" w:fill="F2F2F2"/>
-        </w:rPr>
-        <w:t xml:space="preserve"> == 0:    </w:t>
-      </w:r>
-      <w:proofErr w:type="spellStart"/>
-      <w:r>
-        <w:rPr>
-          <w:rFonts w:ascii="Consolas" w:eastAsia="Consolas" w:hAnsi="Consolas" w:cs="Consolas"/>
-          <w:sz w:val="17"/>
-          <w:szCs w:val="17"/>
-          <w:shd w:val="clear" w:color="auto" w:fill="F2F2F2"/>
-        </w:rPr>
-        <w:t>s_</w:t>
-      </w:r>
-      <w:proofErr w:type="gramStart"/>
-      <w:r>
-        <w:rPr>
-          <w:rFonts w:ascii="Consolas" w:eastAsia="Consolas" w:hAnsi="Consolas" w:cs="Consolas"/>
-          <w:sz w:val="17"/>
-          <w:szCs w:val="17"/>
-          <w:shd w:val="clear" w:color="auto" w:fill="F2F2F2"/>
-        </w:rPr>
-        <w:t>dp</w:t>
-      </w:r>
-      <w:proofErr w:type="spellEnd"/>
-      <w:r>
-        <w:rPr>
-          <w:rFonts w:ascii="Consolas" w:eastAsia="Consolas" w:hAnsi="Consolas" w:cs="Consolas"/>
-          <w:sz w:val="17"/>
-          <w:szCs w:val="17"/>
-          <w:shd w:val="clear" w:color="auto" w:fill="F2F2F2"/>
-        </w:rPr>
-        <w:t>[</w:t>
-      </w:r>
-      <w:proofErr w:type="gramEnd"/>
-      <w:r>
-        <w:rPr>
-          <w:rFonts w:ascii="Consolas" w:eastAsia="Consolas" w:hAnsi="Consolas" w:cs="Consolas"/>
-          <w:sz w:val="17"/>
-          <w:szCs w:val="17"/>
-          <w:shd w:val="clear" w:color="auto" w:fill="F2F2F2"/>
-        </w:rPr>
-        <w:t xml:space="preserve">0, 0] = (j0 - 1) * gap     # </w:t>
-      </w:r>
-      <w:proofErr w:type="spellStart"/>
-      <w:r>
-        <w:rPr>
-          <w:rFonts w:ascii="Consolas" w:eastAsia="Consolas" w:hAnsi="Consolas" w:cs="Consolas"/>
-          <w:sz w:val="17"/>
-          <w:szCs w:val="17"/>
-          <w:shd w:val="clear" w:color="auto" w:fill="F2F2F2"/>
-        </w:rPr>
-        <w:t>dp</w:t>
-      </w:r>
-      <w:proofErr w:type="spellEnd"/>
-      <w:r>
-        <w:rPr>
-          <w:rFonts w:ascii="Consolas" w:eastAsia="Consolas" w:hAnsi="Consolas" w:cs="Consolas"/>
-          <w:sz w:val="17"/>
-          <w:szCs w:val="17"/>
-          <w:shd w:val="clear" w:color="auto" w:fill="F2F2F2"/>
-        </w:rPr>
-        <w:t>[</w:t>
-      </w:r>
-      <w:proofErr w:type="gramStart"/>
-      <w:r>
-        <w:rPr>
-          <w:rFonts w:ascii="Consolas" w:eastAsia="Consolas" w:hAnsi="Consolas" w:cs="Consolas"/>
-          <w:sz w:val="17"/>
-          <w:szCs w:val="17"/>
-          <w:shd w:val="clear" w:color="auto" w:fill="F2F2F2"/>
-        </w:rPr>
-        <w:t>0][</w:t>
-      </w:r>
-      <w:proofErr w:type="gramEnd"/>
-      <w:r>
-        <w:rPr>
-          <w:rFonts w:ascii="Consolas" w:eastAsia="Consolas" w:hAnsi="Consolas" w:cs="Consolas"/>
-          <w:sz w:val="17"/>
-          <w:szCs w:val="17"/>
-          <w:shd w:val="clear" w:color="auto" w:fill="F2F2F2"/>
-        </w:rPr>
-        <w:t>j0-1]</w:t>
-      </w:r>
-    </w:p>
-    <w:p>
-      <w:pPr>
-        <w:shd w:val="clear" w:color="auto" w:fill="F2F2F2"/>
-        <w:ind w:left="240" w:right="120"/>
-      </w:pPr>
-      <w:proofErr w:type="spellStart"/>
-      <w:r>
-        <w:rPr>
-          <w:rFonts w:ascii="Consolas" w:eastAsia="Consolas" w:hAnsi="Consolas" w:cs="Consolas"/>
-          <w:sz w:val="17"/>
-          <w:szCs w:val="17"/>
-          <w:shd w:val="clear" w:color="auto" w:fill="F2F2F2"/>
-        </w:rPr>
-        <w:t>elif</w:t>
-      </w:r>
-      <w:proofErr w:type="spellEnd"/>
-      <w:r>
-        <w:rPr>
-          <w:rFonts w:ascii="Consolas" w:eastAsia="Consolas" w:hAnsi="Consolas" w:cs="Consolas"/>
-          <w:sz w:val="17"/>
-          <w:szCs w:val="17"/>
-          <w:shd w:val="clear" w:color="auto" w:fill="F2F2F2"/>
-        </w:rPr>
-        <w:t xml:space="preserve"> </w:t>
-      </w:r>
-      <w:proofErr w:type="spellStart"/>
-      <w:r>
-        <w:rPr>
-          <w:rFonts w:ascii="Consolas" w:eastAsia="Consolas" w:hAnsi="Consolas" w:cs="Consolas"/>
-          <w:sz w:val="17"/>
-          <w:szCs w:val="17"/>
-          <w:shd w:val="clear" w:color="auto" w:fill="F2F2F2"/>
-        </w:rPr>
-        <w:t>tj</w:t>
-      </w:r>
-      <w:proofErr w:type="spellEnd"/>
-      <w:r>
-        <w:rPr>
-          <w:rFonts w:ascii="Consolas" w:eastAsia="Consolas" w:hAnsi="Consolas" w:cs="Consolas"/>
-          <w:sz w:val="17"/>
-          <w:szCs w:val="17"/>
-          <w:shd w:val="clear" w:color="auto" w:fill="F2F2F2"/>
-        </w:rPr>
-        <w:t xml:space="preserve"> == 0:  </w:t>
-      </w:r>
-      <w:proofErr w:type="spellStart"/>
-      <w:r>
-        <w:rPr>
-          <w:rFonts w:ascii="Consolas" w:eastAsia="Consolas" w:hAnsi="Consolas" w:cs="Consolas"/>
-          <w:sz w:val="17"/>
-          <w:szCs w:val="17"/>
-          <w:shd w:val="clear" w:color="auto" w:fill="F2F2F2"/>
-        </w:rPr>
-        <w:t>s_</w:t>
-      </w:r>
-      <w:proofErr w:type="gramStart"/>
-      <w:r>
-        <w:rPr>
-          <w:rFonts w:ascii="Consolas" w:eastAsia="Consolas" w:hAnsi="Consolas" w:cs="Consolas"/>
-          <w:sz w:val="17"/>
-          <w:szCs w:val="17"/>
-          <w:shd w:val="clear" w:color="auto" w:fill="F2F2F2"/>
-        </w:rPr>
-        <w:t>dp</w:t>
-      </w:r>
-      <w:proofErr w:type="spellEnd"/>
-      <w:r>
-        <w:rPr>
-          <w:rFonts w:ascii="Consolas" w:eastAsia="Consolas" w:hAnsi="Consolas" w:cs="Consolas"/>
-          <w:sz w:val="17"/>
-          <w:szCs w:val="17"/>
-          <w:shd w:val="clear" w:color="auto" w:fill="F2F2F2"/>
-        </w:rPr>
-        <w:t>[</w:t>
-      </w:r>
-      <w:proofErr w:type="gramEnd"/>
-      <w:r>
-        <w:rPr>
-          <w:rFonts w:ascii="Consolas" w:eastAsia="Consolas" w:hAnsi="Consolas" w:cs="Consolas"/>
-          <w:sz w:val="17"/>
-          <w:szCs w:val="17"/>
-          <w:shd w:val="clear" w:color="auto" w:fill="F2F2F2"/>
-        </w:rPr>
-        <w:t xml:space="preserve">0, 0] = (i0 - 1) * gap     # </w:t>
-      </w:r>
-      <w:proofErr w:type="spellStart"/>
-      <w:r>
-        <w:rPr>
-          <w:rFonts w:ascii="Consolas" w:eastAsia="Consolas" w:hAnsi="Consolas" w:cs="Consolas"/>
-          <w:sz w:val="17"/>
-          <w:szCs w:val="17"/>
-          <w:shd w:val="clear" w:color="auto" w:fill="F2F2F2"/>
-        </w:rPr>
-        <w:t>dp</w:t>
-      </w:r>
-      <w:proofErr w:type="spellEnd"/>
-      <w:r>
-        <w:rPr>
-          <w:rFonts w:ascii="Consolas" w:eastAsia="Consolas" w:hAnsi="Consolas" w:cs="Consolas"/>
-          <w:sz w:val="17"/>
-          <w:szCs w:val="17"/>
-          <w:shd w:val="clear" w:color="auto" w:fill="F2F2F2"/>
-        </w:rPr>
-        <w:t>[i0-1][0]</w:t>
-      </w:r>
-    </w:p>
-    <w:p>
-      <w:pPr>
-        <w:shd w:val="clear" w:color="auto" w:fill="F2F2F2"/>
-        <w:spacing w:after="140"/>
-        <w:ind w:left="240" w:right="120"/>
-      </w:pPr>
-      <w:r>
-        <w:rPr>
-          <w:rFonts w:ascii="Consolas" w:eastAsia="Consolas" w:hAnsi="Consolas" w:cs="Consolas"/>
-          <w:sz w:val="17"/>
-          <w:szCs w:val="17"/>
-          <w:shd w:val="clear" w:color="auto" w:fill="F2F2F2"/>
-        </w:rPr>
-        <w:t xml:space="preserve">else:          </w:t>
-      </w:r>
-      <w:proofErr w:type="spellStart"/>
-      <w:r>
-        <w:rPr>
-          <w:rFonts w:ascii="Consolas" w:eastAsia="Consolas" w:hAnsi="Consolas" w:cs="Consolas"/>
-          <w:sz w:val="17"/>
-          <w:szCs w:val="17"/>
-          <w:shd w:val="clear" w:color="auto" w:fill="F2F2F2"/>
-        </w:rPr>
-        <w:t>s_</w:t>
-      </w:r>
-      <w:proofErr w:type="gramStart"/>
-      <w:r>
-        <w:rPr>
-          <w:rFonts w:ascii="Consolas" w:eastAsia="Consolas" w:hAnsi="Consolas" w:cs="Consolas"/>
-          <w:sz w:val="17"/>
-          <w:szCs w:val="17"/>
-          <w:shd w:val="clear" w:color="auto" w:fill="F2F2F2"/>
-        </w:rPr>
-        <w:t>dp</w:t>
-      </w:r>
-      <w:proofErr w:type="spellEnd"/>
-      <w:r>
-        <w:rPr>
-          <w:rFonts w:ascii="Consolas" w:eastAsia="Consolas" w:hAnsi="Consolas" w:cs="Consolas"/>
-          <w:sz w:val="17"/>
-          <w:szCs w:val="17"/>
-          <w:shd w:val="clear" w:color="auto" w:fill="F2F2F2"/>
-        </w:rPr>
-        <w:t>[</w:t>
-      </w:r>
-      <w:proofErr w:type="gramEnd"/>
-      <w:r>
-        <w:rPr>
-          <w:rFonts w:ascii="Consolas" w:eastAsia="Consolas" w:hAnsi="Consolas" w:cs="Consolas"/>
-          <w:sz w:val="17"/>
-          <w:szCs w:val="17"/>
-          <w:shd w:val="clear" w:color="auto" w:fill="F2F2F2"/>
-        </w:rPr>
-        <w:t xml:space="preserve">0, 0] = </w:t>
-      </w:r>
-      <w:proofErr w:type="spellStart"/>
-      <w:r>
-        <w:rPr>
-          <w:rFonts w:ascii="Consolas" w:eastAsia="Consolas" w:hAnsi="Consolas" w:cs="Consolas"/>
-          <w:sz w:val="17"/>
-          <w:szCs w:val="17"/>
-          <w:shd w:val="clear" w:color="auto" w:fill="F2F2F2"/>
-        </w:rPr>
-        <w:t>corner_in_</w:t>
-      </w:r>
-      <w:proofErr w:type="gramStart"/>
-      <w:r>
-        <w:rPr>
-          <w:rFonts w:ascii="Consolas" w:eastAsia="Consolas" w:hAnsi="Consolas" w:cs="Consolas"/>
-          <w:sz w:val="17"/>
-          <w:szCs w:val="17"/>
-          <w:shd w:val="clear" w:color="auto" w:fill="F2F2F2"/>
-        </w:rPr>
-        <w:t>d</w:t>
-      </w:r>
-      <w:proofErr w:type="spellEnd"/>
-      <w:r>
-        <w:rPr>
-          <w:rFonts w:ascii="Consolas" w:eastAsia="Consolas" w:hAnsi="Consolas" w:cs="Consolas"/>
-          <w:sz w:val="17"/>
-          <w:szCs w:val="17"/>
-          <w:shd w:val="clear" w:color="auto" w:fill="F2F2F2"/>
-        </w:rPr>
-        <w:t>[</w:t>
-      </w:r>
-      <w:proofErr w:type="spellStart"/>
-      <w:proofErr w:type="gramEnd"/>
-      <w:r>
-        <w:rPr>
-          <w:rFonts w:ascii="Consolas" w:eastAsia="Consolas" w:hAnsi="Consolas" w:cs="Consolas"/>
-          <w:sz w:val="17"/>
-          <w:szCs w:val="17"/>
-          <w:shd w:val="clear" w:color="auto" w:fill="F2F2F2"/>
-        </w:rPr>
-        <w:t>tj</w:t>
-      </w:r>
-      <w:proofErr w:type="spellEnd"/>
-      <w:r>
-        <w:rPr>
-          <w:rFonts w:ascii="Consolas" w:eastAsia="Consolas" w:hAnsi="Consolas" w:cs="Consolas"/>
-          <w:sz w:val="17"/>
-          <w:szCs w:val="17"/>
-          <w:shd w:val="clear" w:color="auto" w:fill="F2F2F2"/>
-        </w:rPr>
-        <w:t xml:space="preserve"> - 1]</w:t>
-      </w:r>
-    </w:p>
-    <w:p>
-      <w:pPr>
-        <w:spacing w:after="160" w:line="276" w:lineRule="auto"/>
-      </w:pPr>
-      <w:r>
-        <w:t xml:space="preserve">Ragged edge tiles are handled by rows = </w:t>
-      </w:r>
-      <w:proofErr w:type="gramStart"/>
-      <w:r>
-        <w:t>min(</w:t>
-      </w:r>
-      <w:proofErr w:type="gramEnd"/>
-      <w:r>
-        <w:t xml:space="preserve">32, n − i0 + 1) and cols = </w:t>
-      </w:r>
-      <w:proofErr w:type="gramStart"/>
-      <w:r>
-        <w:t>min(</w:t>
-      </w:r>
-      <w:proofErr w:type="gramEnd"/>
-      <w:r>
-        <w:t>32, m − j0 + 1); both are block-uniform, so the early return and every __</w:t>
-      </w:r>
-      <w:proofErr w:type="spellStart"/>
-      <w:proofErr w:type="gramStart"/>
-      <w:r>
-        <w:t>syncthreads</w:t>
-      </w:r>
-      <w:proofErr w:type="spellEnd"/>
-      <w:r>
-        <w:t>(</w:t>
-      </w:r>
-      <w:proofErr w:type="gramEnd"/>
-      <w:r>
-        <w:t>) stay convergent.</w:t>
-      </w:r>
-    </w:p>
-    <w:p>
-      <w:pPr>
-        <w:spacing w:after="160" w:line="276" w:lineRule="auto"/>
-      </w:pPr>
-    </w:p>
-    <w:p>
-      <w:pPr>
-        <w:spacing w:after="160" w:line="276" w:lineRule="auto"/>
-      </w:pPr>
-    </w:p>
-    <w:p>
-      <w:pPr>
-        <w:spacing w:after="160" w:line="276" w:lineRule="auto"/>
-      </w:pPr>
-    </w:p>
-    <w:p>
-      <w:pPr>
-        <w:spacing w:after="160" w:line="276" w:lineRule="auto"/>
-      </w:pPr>
-    </w:p>
-    <w:p>
-      <w:pPr>
-        <w:spacing w:after="160" w:line="276" w:lineRule="auto"/>
-      </w:pPr>
-    </w:p>
-    <w:p>
-      <w:pPr>
-        <w:pStyle w:val="Heading2"/>
-      </w:pPr>
-      <w:proofErr w:type="gramStart"/>
       <w:r>
         <w:rPr>
           <w:rFonts w:eastAsiaTheme="minorEastAsia" w:hint="eastAsia"/>
@@ -2211,11 +1618,7 @@
         <w:t>2</w:t>
       </w:r>
       <w:r>
-        <w:t>.5  Host</w:t>
-      </w:r>
-      <w:proofErr w:type="gramEnd"/>
-      <w:r>
-        <w:t>-side changes forced by 1M inputs</w:t>
+        <w:t>.5  Host-side changes forced by 1M inputs</w:t>
       </w:r>
     </w:p>
     <w:tbl>
@@ -2342,7 +1745,6 @@
             <w:pPr>
               <w:spacing w:line="252" w:lineRule="auto"/>
             </w:pPr>
-            <w:proofErr w:type="spellStart"/>
             <w:r>
               <w:rPr>
                 <w:rFonts w:ascii="Consolas" w:eastAsia="Consolas" w:hAnsi="Consolas" w:cs="Consolas"/>
@@ -2352,7 +1754,6 @@
               </w:rPr>
               <w:t>encode_sequence</w:t>
             </w:r>
-            <w:proofErr w:type="spellEnd"/>
           </w:p>
         </w:tc>
         <w:tc>
@@ -2422,7 +1823,6 @@
             <w:pPr>
               <w:spacing w:line="252" w:lineRule="auto"/>
             </w:pPr>
-            <w:proofErr w:type="spellStart"/>
             <w:r>
               <w:rPr>
                 <w:rFonts w:ascii="Consolas" w:eastAsia="Consolas" w:hAnsi="Consolas" w:cs="Consolas"/>
@@ -2432,7 +1832,6 @@
               </w:rPr>
               <w:t>load_chunk_as_codes</w:t>
             </w:r>
-            <w:proofErr w:type="spellEnd"/>
           </w:p>
         </w:tc>
         <w:tc>
@@ -2475,51 +1874,13 @@
             <w:pPr>
               <w:spacing w:line="252" w:lineRule="auto"/>
             </w:pPr>
-            <w:proofErr w:type="gramStart"/>
-            <w:r>
-              <w:rPr>
-                <w:color w:val="000000"/>
-                <w:sz w:val="18"/>
-                <w:szCs w:val="18"/>
-              </w:rPr>
-              <w:t>Loads .</w:t>
-            </w:r>
-            <w:proofErr w:type="spellStart"/>
-            <w:r>
-              <w:rPr>
-                <w:color w:val="000000"/>
-                <w:sz w:val="18"/>
-                <w:szCs w:val="18"/>
-              </w:rPr>
-              <w:t>npy</w:t>
-            </w:r>
-            <w:proofErr w:type="spellEnd"/>
-            <w:proofErr w:type="gramEnd"/>
-            <w:r>
-              <w:rPr>
-                <w:color w:val="000000"/>
-                <w:sz w:val="18"/>
-                <w:szCs w:val="18"/>
-              </w:rPr>
-              <w:t xml:space="preserve"> straight to int8 codes; </w:t>
-            </w:r>
-            <w:proofErr w:type="spellStart"/>
-            <w:r>
-              <w:rPr>
-                <w:color w:val="000000"/>
-                <w:sz w:val="18"/>
-                <w:szCs w:val="18"/>
-              </w:rPr>
-              <w:t>mmap</w:t>
-            </w:r>
-            <w:proofErr w:type="spellEnd"/>
-            <w:r>
-              <w:rPr>
-                <w:color w:val="000000"/>
-                <w:sz w:val="18"/>
-                <w:szCs w:val="18"/>
-              </w:rPr>
-              <w:t xml:space="preserve"> for the read</w:t>
+            <w:r>
+              <w:rPr>
+                <w:color w:val="000000"/>
+                <w:sz w:val="18"/>
+                <w:szCs w:val="18"/>
+              </w:rPr>
+              <w:t>Loads .npy straight to int8 codes; mmap for the read</w:t>
             </w:r>
           </w:p>
         </w:tc>
@@ -2540,7 +1901,6 @@
             <w:pPr>
               <w:spacing w:line="252" w:lineRule="auto"/>
             </w:pPr>
-            <w:proofErr w:type="spellStart"/>
             <w:r>
               <w:rPr>
                 <w:rFonts w:ascii="Consolas" w:eastAsia="Consolas" w:hAnsi="Consolas" w:cs="Consolas"/>
@@ -2550,7 +1910,6 @@
               </w:rPr>
               <w:t>dp_init</w:t>
             </w:r>
-            <w:proofErr w:type="spellEnd"/>
           </w:p>
         </w:tc>
         <w:tc>
@@ -2620,7 +1979,6 @@
             <w:pPr>
               <w:spacing w:line="252" w:lineRule="auto"/>
             </w:pPr>
-            <w:proofErr w:type="spellStart"/>
             <w:r>
               <w:rPr>
                 <w:rFonts w:ascii="Consolas" w:eastAsia="Consolas" w:hAnsi="Consolas" w:cs="Consolas"/>
@@ -2630,7 +1988,6 @@
               </w:rPr>
               <w:t>check_device_capacity</w:t>
             </w:r>
-            <w:proofErr w:type="spellEnd"/>
           </w:p>
         </w:tc>
         <w:tc>
@@ -2700,7 +2057,6 @@
             <w:pPr>
               <w:spacing w:line="252" w:lineRule="auto"/>
             </w:pPr>
-            <w:proofErr w:type="spellStart"/>
             <w:r>
               <w:rPr>
                 <w:rFonts w:ascii="Consolas" w:eastAsia="Consolas" w:hAnsi="Consolas" w:cs="Consolas"/>
@@ -2710,7 +2066,6 @@
               </w:rPr>
               <w:t>DeviceMemoryTooSmall</w:t>
             </w:r>
-            <w:proofErr w:type="spellEnd"/>
           </w:p>
         </w:tc>
         <w:tc>
@@ -2774,28 +2129,14 @@
       <w:pPr>
         <w:spacing w:after="160" w:line="276" w:lineRule="auto"/>
       </w:pPr>
-      <w:proofErr w:type="spellStart"/>
-      <w:r>
-        <w:t>Dask</w:t>
-      </w:r>
-      <w:proofErr w:type="spellEnd"/>
-      <w:r>
-        <w:t xml:space="preserve"> parsing now submits </w:t>
-      </w:r>
-      <w:proofErr w:type="spellStart"/>
-      <w:r>
-        <w:t>load_chunk_as_codes</w:t>
-      </w:r>
-      <w:proofErr w:type="spellEnd"/>
-      <w:r>
-        <w:t xml:space="preserve"> rather than the string loader, so a parsed chunk crosses the wire as 1 MB of int8 instead of a 1M-character string object.</w:t>
+      <w:r>
+        <w:t>Dask parsing now submits load_chunk_as_codes rather than the string loader, so a parsed chunk crosses the wire as 1 MB of int8 instead of a 1M-character string object.</w:t>
       </w:r>
     </w:p>
     <w:p>
       <w:pPr>
         <w:pStyle w:val="Heading2"/>
       </w:pPr>
-      <w:proofErr w:type="gramStart"/>
       <w:r>
         <w:rPr>
           <w:rFonts w:eastAsiaTheme="minorEastAsia" w:hint="eastAsia"/>
@@ -2803,11 +2144,7 @@
         <w:t>2</w:t>
       </w:r>
       <w:r>
-        <w:t>.6  Kernel</w:t>
-      </w:r>
-      <w:proofErr w:type="gramEnd"/>
-      <w:r>
-        <w:t xml:space="preserve"> selection</w:t>
+        <w:t>.6  Kernel selection</w:t>
       </w:r>
     </w:p>
     <w:p>
@@ -2968,7 +2305,6 @@
             <w:pPr>
               <w:spacing w:line="252" w:lineRule="auto"/>
             </w:pPr>
-            <w:proofErr w:type="gramStart"/>
             <w:r>
               <w:rPr>
                 <w:rFonts w:ascii="Consolas" w:eastAsia="Consolas" w:hAnsi="Consolas" w:cs="Consolas"/>
@@ -2976,17 +2312,7 @@
                 <w:sz w:val="18"/>
                 <w:szCs w:val="18"/>
               </w:rPr>
-              <w:t>O(</w:t>
-            </w:r>
-            <w:proofErr w:type="gramEnd"/>
-            <w:r>
-              <w:rPr>
-                <w:rFonts w:ascii="Consolas" w:eastAsia="Consolas" w:hAnsi="Consolas" w:cs="Consolas"/>
-                <w:color w:val="000000"/>
-                <w:sz w:val="18"/>
-                <w:szCs w:val="18"/>
-              </w:rPr>
-              <w:t>n + m)</w:t>
+              <w:t>O(n + m)</w:t>
             </w:r>
           </w:p>
         </w:tc>
@@ -3058,7 +2384,6 @@
             <w:pPr>
               <w:spacing w:line="252" w:lineRule="auto"/>
             </w:pPr>
-            <w:proofErr w:type="gramStart"/>
             <w:r>
               <w:rPr>
                 <w:rFonts w:ascii="Consolas" w:eastAsia="Consolas" w:hAnsi="Consolas" w:cs="Consolas"/>
@@ -3066,17 +2391,7 @@
                 <w:sz w:val="18"/>
                 <w:szCs w:val="18"/>
               </w:rPr>
-              <w:t>O(</w:t>
-            </w:r>
-            <w:proofErr w:type="gramEnd"/>
-            <w:r>
-              <w:rPr>
-                <w:rFonts w:ascii="Consolas" w:eastAsia="Consolas" w:hAnsi="Consolas" w:cs="Consolas"/>
-                <w:color w:val="000000"/>
-                <w:sz w:val="18"/>
-                <w:szCs w:val="18"/>
-              </w:rPr>
-              <w:t>n × m)</w:t>
+              <w:t>O(n × m)</w:t>
             </w:r>
           </w:p>
         </w:tc>
@@ -3148,7 +2463,6 @@
             <w:pPr>
               <w:spacing w:line="252" w:lineRule="auto"/>
             </w:pPr>
-            <w:proofErr w:type="gramStart"/>
             <w:r>
               <w:rPr>
                 <w:rFonts w:ascii="Consolas" w:eastAsia="Consolas" w:hAnsi="Consolas" w:cs="Consolas"/>
@@ -3156,17 +2470,7 @@
                 <w:sz w:val="18"/>
                 <w:szCs w:val="18"/>
               </w:rPr>
-              <w:t>O(</w:t>
-            </w:r>
-            <w:proofErr w:type="gramEnd"/>
-            <w:r>
-              <w:rPr>
-                <w:rFonts w:ascii="Consolas" w:eastAsia="Consolas" w:hAnsi="Consolas" w:cs="Consolas"/>
-                <w:color w:val="000000"/>
-                <w:sz w:val="18"/>
-                <w:szCs w:val="18"/>
-              </w:rPr>
-              <w:t>n × m)</w:t>
+              <w:t>O(n × m)</w:t>
             </w:r>
           </w:p>
         </w:tc>
@@ -3207,23 +2511,7 @@
         <w:spacing w:after="160" w:line="276" w:lineRule="auto"/>
       </w:pPr>
       <w:r>
-        <w:t>Both full-matrix modes pass through _</w:t>
-      </w:r>
-      <w:proofErr w:type="spellStart"/>
-      <w:r>
-        <w:t>guard_full_matrix</w:t>
-      </w:r>
-      <w:proofErr w:type="spellEnd"/>
-      <w:r>
-        <w:t xml:space="preserve">, which raises </w:t>
-      </w:r>
-      <w:proofErr w:type="spellStart"/>
-      <w:r>
-        <w:t>DeviceMemoryTooSmall</w:t>
-      </w:r>
-      <w:proofErr w:type="spellEnd"/>
-      <w:r>
-        <w:t xml:space="preserve"> before any allocation. The TUI runs the same check as a pre-flight and aborts with an actionable status line rather than starting work it cannot finish.</w:t>
+        <w:t>Both full-matrix modes pass through _guard_full_matrix, which raises DeviceMemoryTooSmall before any allocation. The TUI runs the same check as a pre-flight and aborts with an actionable status line rather than starting work it cannot finish.</w:t>
       </w:r>
     </w:p>
     <w:p>
@@ -3237,7 +2525,10 @@
       </w:pPr>
       <w:r>
         <w:lastRenderedPageBreak/>
-        <w:t>4. Verification</w:t>
+        <w:t>3</w:t>
+      </w:r>
+      <w:r>
+        <w:t>. Verification</w:t>
       </w:r>
     </w:p>
     <w:p>
@@ -3245,72 +2536,38 @@
         <w:spacing w:after="120" w:line="276" w:lineRule="auto"/>
       </w:pPr>
       <w:r>
-        <w:t xml:space="preserve">No CUDA device or </w:t>
-      </w:r>
-      <w:proofErr w:type="spellStart"/>
-      <w:r>
-        <w:t>numba</w:t>
-      </w:r>
-      <w:proofErr w:type="spellEnd"/>
-      <w:r>
-        <w:t xml:space="preserve"> installation was available in the build environment, so the kernel was validated by emulation rather than execution.</w:t>
+        <w:t>No CUDA device or numba installation was available in the build environment, so the kernel was validated by emulation rather than execution.</w:t>
       </w:r>
     </w:p>
     <w:p>
       <w:pPr>
         <w:pStyle w:val="Heading2"/>
       </w:pPr>
-      <w:proofErr w:type="gramStart"/>
-      <w:r>
-        <w:t>4.1  Method</w:t>
-      </w:r>
-      <w:proofErr w:type="gramEnd"/>
+      <w:r>
+        <w:t>3</w:t>
+      </w:r>
+      <w:r>
+        <w:t>.1  Method</w:t>
+      </w:r>
     </w:p>
     <w:p>
       <w:pPr>
         <w:spacing w:after="120" w:line="276" w:lineRule="auto"/>
       </w:pPr>
       <w:r>
-        <w:t xml:space="preserve">A CPU emulator imports the real </w:t>
-      </w:r>
-      <w:proofErr w:type="spellStart"/>
-      <w:r>
-        <w:t>nw_tiled_banded_kernel</w:t>
-      </w:r>
-      <w:proofErr w:type="spellEnd"/>
-      <w:r>
-        <w:t xml:space="preserve"> from GPUalgorithm.py and runs it under 32 Python threads per block, with a </w:t>
-      </w:r>
-      <w:proofErr w:type="spellStart"/>
-      <w:proofErr w:type="gramStart"/>
-      <w:r>
-        <w:t>threading.Barrier</w:t>
-      </w:r>
-      <w:proofErr w:type="spellEnd"/>
-      <w:proofErr w:type="gramEnd"/>
-      <w:r>
-        <w:t xml:space="preserve"> standing in for </w:t>
-      </w:r>
-      <w:proofErr w:type="spellStart"/>
-      <w:proofErr w:type="gramStart"/>
-      <w:r>
-        <w:t>cuda.syncthreads</w:t>
-      </w:r>
-      <w:proofErr w:type="spellEnd"/>
-      <w:proofErr w:type="gramEnd"/>
-      <w:r>
-        <w:t>() and per-block shared arrays. The kernel body, the host launch schedule and the corner rotation are all exercised as written — nothing is reimplemented for the test.</w:t>
+        <w:t>A CPU emulator imports the real nw_tiled_banded_kernel from GPUalgorithm.py and runs it under 32 Python threads per block, with a threading.Barrier standing in for cuda.syncthreads() and per-block shared arrays. The kernel body, the host launch schedule and the corner rotation are all exercised as written — nothing is reimplemented for the test.</w:t>
       </w:r>
     </w:p>
     <w:p>
       <w:pPr>
         <w:pStyle w:val="Heading2"/>
       </w:pPr>
-      <w:proofErr w:type="gramStart"/>
-      <w:r>
-        <w:t>4.2  Results</w:t>
-      </w:r>
-      <w:proofErr w:type="gramEnd"/>
+      <w:r>
+        <w:t>3</w:t>
+      </w:r>
+      <w:r>
+        <w:t>.2  Results</w:t>
+      </w:r>
     </w:p>
     <w:tbl>
       <w:tblPr>
@@ -3518,25 +2775,7 @@
                 <w:sz w:val="18"/>
                 <w:szCs w:val="18"/>
               </w:rPr>
-              <w:t xml:space="preserve">Full-matrix tiled kernel after </w:t>
-            </w:r>
-            <w:proofErr w:type="spellStart"/>
-            <w:r>
-              <w:rPr>
-                <w:color w:val="000000"/>
-                <w:sz w:val="18"/>
-                <w:szCs w:val="18"/>
-              </w:rPr>
-              <w:t>dp_init</w:t>
-            </w:r>
-            <w:proofErr w:type="spellEnd"/>
-            <w:r>
-              <w:rPr>
-                <w:color w:val="000000"/>
-                <w:sz w:val="18"/>
-                <w:szCs w:val="18"/>
-              </w:rPr>
-              <w:t xml:space="preserve"> vectorisation</w:t>
+              <w:t>Full-matrix tiled kernel after dp_init vectorisation</w:t>
             </w:r>
           </w:p>
         </w:tc>
@@ -3634,23 +2873,13 @@
             <w:pPr>
               <w:spacing w:line="252" w:lineRule="auto"/>
             </w:pPr>
-            <w:proofErr w:type="spellStart"/>
-            <w:r>
-              <w:rPr>
-                <w:color w:val="000000"/>
-                <w:sz w:val="18"/>
-                <w:szCs w:val="18"/>
-              </w:rPr>
-              <w:t>encode_sequence</w:t>
-            </w:r>
-            <w:proofErr w:type="spellEnd"/>
-            <w:r>
-              <w:rPr>
-                <w:color w:val="000000"/>
-                <w:sz w:val="18"/>
-                <w:szCs w:val="18"/>
-              </w:rPr>
-              <w:t xml:space="preserve"> vs per-character version</w:t>
+            <w:r>
+              <w:rPr>
+                <w:color w:val="000000"/>
+                <w:sz w:val="18"/>
+                <w:szCs w:val="18"/>
+              </w:rPr>
+              <w:t>encode_sequence vs per-character version</w:t>
             </w:r>
           </w:p>
         </w:tc>
@@ -3696,34 +2925,14 @@
             <w:pPr>
               <w:spacing w:line="252" w:lineRule="auto"/>
             </w:pPr>
-            <w:proofErr w:type="spellStart"/>
-            <w:r>
-              <w:rPr>
-                <w:color w:val="000000"/>
-                <w:sz w:val="18"/>
-                <w:szCs w:val="18"/>
-              </w:rPr>
-              <w:t>load_chunk_as_codes</w:t>
-            </w:r>
-            <w:proofErr w:type="spellEnd"/>
-            <w:r>
-              <w:rPr>
-                <w:color w:val="000000"/>
-                <w:sz w:val="18"/>
-                <w:szCs w:val="18"/>
-              </w:rPr>
-              <w:t xml:space="preserve"> across u8 / i32 / S / U </w:t>
-            </w:r>
-            <w:proofErr w:type="spellStart"/>
-            <w:r>
-              <w:rPr>
-                <w:color w:val="000000"/>
-                <w:sz w:val="18"/>
-                <w:szCs w:val="18"/>
-              </w:rPr>
-              <w:t>dtypes</w:t>
-            </w:r>
-            <w:proofErr w:type="spellEnd"/>
+            <w:r>
+              <w:rPr>
+                <w:color w:val="000000"/>
+                <w:sz w:val="18"/>
+                <w:szCs w:val="18"/>
+              </w:rPr>
+              <w:t>load_chunk_as_codes across u8 / i32 / S / U dtypes</w:t>
+            </w:r>
           </w:p>
         </w:tc>
         <w:tc>
@@ -3768,23 +2977,13 @@
             <w:pPr>
               <w:spacing w:line="252" w:lineRule="auto"/>
             </w:pPr>
-            <w:proofErr w:type="spellStart"/>
-            <w:r>
-              <w:rPr>
-                <w:color w:val="000000"/>
-                <w:sz w:val="18"/>
-                <w:szCs w:val="18"/>
-              </w:rPr>
-              <w:t>Dask</w:t>
-            </w:r>
-            <w:proofErr w:type="spellEnd"/>
-            <w:r>
-              <w:rPr>
-                <w:color w:val="000000"/>
-                <w:sz w:val="18"/>
-                <w:szCs w:val="18"/>
-              </w:rPr>
-              <w:t xml:space="preserve"> balance and worker pinning</w:t>
+            <w:r>
+              <w:rPr>
+                <w:color w:val="000000"/>
+                <w:sz w:val="18"/>
+                <w:szCs w:val="18"/>
+              </w:rPr>
+              <w:t>Dask balance and worker pinning</w:t>
             </w:r>
           </w:p>
         </w:tc>
@@ -3824,13 +3023,11 @@
       <w:pPr>
         <w:pStyle w:val="Heading2"/>
       </w:pPr>
-      <w:proofErr w:type="gramStart"/>
-      <w:r>
-        <w:t>4.3  Residual</w:t>
-      </w:r>
-      <w:proofErr w:type="gramEnd"/>
-      <w:r>
-        <w:t xml:space="preserve"> risk</w:t>
+      <w:r>
+        <w:t>3</w:t>
+      </w:r>
+      <w:r>
+        <w:t>.3  Residual risk</w:t>
       </w:r>
     </w:p>
     <w:p>
@@ -3838,36 +3035,7 @@
         <w:spacing w:after="120" w:line="276" w:lineRule="auto"/>
       </w:pPr>
       <w:r>
-        <w:t xml:space="preserve">Emulation validates the algorithm, not </w:t>
-      </w:r>
-      <w:proofErr w:type="spellStart"/>
-      <w:r>
-        <w:t>Numba's</w:t>
-      </w:r>
-      <w:proofErr w:type="spellEnd"/>
-      <w:r>
-        <w:t xml:space="preserve"> CUDA typing — the distinction that caused the earlier </w:t>
-      </w:r>
-      <w:proofErr w:type="spellStart"/>
-      <w:r>
-        <w:t>cuda.</w:t>
-      </w:r>
-      <w:proofErr w:type="gramStart"/>
-      <w:r>
-        <w:t>shared.array</w:t>
-      </w:r>
-      <w:proofErr w:type="spellEnd"/>
-      <w:proofErr w:type="gramEnd"/>
-      <w:r>
-        <w:t xml:space="preserve"> failure. The banded kernel uses the same constructs as the tiled kernel that has already compiled on the target machine, and SHARED_KERNEL_FALLBACK remains in </w:t>
-      </w:r>
-      <w:proofErr w:type="gramStart"/>
-      <w:r>
-        <w:t>place</w:t>
-      </w:r>
-      <w:proofErr w:type="gramEnd"/>
-      <w:r>
-        <w:t xml:space="preserve"> so a compile failure degrades to the diagonal kernel with a visible message rather than aborting the run.</w:t>
+        <w:t>Emulation validates the algorithm, not Numba's CUDA typing — the distinction that caused the earlier cuda.shared.array failure. The banded kernel uses the same constructs as the tiled kernel that has already compiled on the target machine, and SHARED_KERNEL_FALLBACK remains in place so a compile failure degrades to the diagonal kernel with a visible message rather than aborting the run.</w:t>
       </w:r>
     </w:p>
     <w:p>
